--- a/docs/sdlc/50_operation/WS2D-TS-001_障害対応手順書.docx
+++ b/docs/sdlc/50_operation/WS2D-TS-001_障害対応手順書.docx
@@ -76,13 +76,13 @@
         <w:tblLook w:firstColumn="1" w:firstRow="1" w:lastColumn="0" w:lastRow="0" w:noHBand="0" w:noVBand="1" w:val="04A0"/>
       </w:tblPr>
       <w:tblGrid>
-        <w:gridCol w:w="4320"/>
-        <w:gridCol w:w="4320"/>
+        <w:gridCol w:w="4961"/>
+        <w:gridCol w:w="4961"/>
       </w:tblGrid>
       <w:tr>
         <w:tc>
           <w:tcPr>
-            <w:tcW w:type="dxa" w:w="4320"/>
+            <w:tcW w:type="dxa" w:w="4961"/>
             <w:shd w:fill="D9E2F3"/>
           </w:tcPr>
           <w:p>
@@ -102,7 +102,7 @@
         </w:tc>
         <w:tc>
           <w:tcPr>
-            <w:tcW w:type="dxa" w:w="4320"/>
+            <w:tcW w:type="dxa" w:w="4961"/>
           </w:tcPr>
           <w:p>
             <w:r>
@@ -123,7 +123,7 @@
       <w:tr>
         <w:tc>
           <w:tcPr>
-            <w:tcW w:type="dxa" w:w="4320"/>
+            <w:tcW w:type="dxa" w:w="4961"/>
             <w:shd w:fill="D9E2F3"/>
           </w:tcPr>
           <w:p>
@@ -143,7 +143,7 @@
         </w:tc>
         <w:tc>
           <w:tcPr>
-            <w:tcW w:type="dxa" w:w="4320"/>
+            <w:tcW w:type="dxa" w:w="4961"/>
           </w:tcPr>
           <w:p>
             <w:r>
@@ -164,7 +164,7 @@
       <w:tr>
         <w:tc>
           <w:tcPr>
-            <w:tcW w:type="dxa" w:w="4320"/>
+            <w:tcW w:type="dxa" w:w="4961"/>
             <w:shd w:fill="D9E2F3"/>
           </w:tcPr>
           <w:p>
@@ -184,7 +184,7 @@
         </w:tc>
         <w:tc>
           <w:tcPr>
-            <w:tcW w:type="dxa" w:w="4320"/>
+            <w:tcW w:type="dxa" w:w="4961"/>
           </w:tcPr>
           <w:p>
             <w:r>
@@ -205,7 +205,7 @@
       <w:tr>
         <w:tc>
           <w:tcPr>
-            <w:tcW w:type="dxa" w:w="4320"/>
+            <w:tcW w:type="dxa" w:w="4961"/>
             <w:shd w:fill="D9E2F3"/>
           </w:tcPr>
           <w:p>
@@ -225,7 +225,7 @@
         </w:tc>
         <w:tc>
           <w:tcPr>
-            <w:tcW w:type="dxa" w:w="4320"/>
+            <w:tcW w:type="dxa" w:w="4961"/>
           </w:tcPr>
           <w:p>
             <w:r>
@@ -246,7 +246,7 @@
       <w:tr>
         <w:tc>
           <w:tcPr>
-            <w:tcW w:type="dxa" w:w="4320"/>
+            <w:tcW w:type="dxa" w:w="4961"/>
             <w:shd w:fill="D9E2F3"/>
           </w:tcPr>
           <w:p>
@@ -266,7 +266,7 @@
         </w:tc>
         <w:tc>
           <w:tcPr>
-            <w:tcW w:type="dxa" w:w="4320"/>
+            <w:tcW w:type="dxa" w:w="4961"/>
           </w:tcPr>
           <w:p>
             <w:r>
@@ -287,7 +287,7 @@
       <w:tr>
         <w:tc>
           <w:tcPr>
-            <w:tcW w:type="dxa" w:w="4320"/>
+            <w:tcW w:type="dxa" w:w="4961"/>
             <w:shd w:fill="D9E2F3"/>
           </w:tcPr>
           <w:p>
@@ -307,7 +307,7 @@
         </w:tc>
         <w:tc>
           <w:tcPr>
-            <w:tcW w:type="dxa" w:w="4320"/>
+            <w:tcW w:type="dxa" w:w="4961"/>
           </w:tcPr>
           <w:p>
             <w:r>
@@ -356,13 +356,13 @@
         <w:tblLook w:firstColumn="1" w:firstRow="1" w:lastColumn="0" w:lastRow="0" w:noHBand="0" w:noVBand="1" w:val="04A0"/>
       </w:tblPr>
       <w:tblGrid>
-        <w:gridCol w:w="4320"/>
-        <w:gridCol w:w="4320"/>
+        <w:gridCol w:w="4961"/>
+        <w:gridCol w:w="4961"/>
       </w:tblGrid>
       <w:tr>
         <w:tc>
           <w:tcPr>
-            <w:tcW w:type="dxa" w:w="4320"/>
+            <w:tcW w:type="dxa" w:w="4961"/>
             <w:shd w:fill="D9E2F3"/>
           </w:tcPr>
           <w:p>
@@ -382,7 +382,7 @@
         </w:tc>
         <w:tc>
           <w:tcPr>
-            <w:tcW w:type="dxa" w:w="4320"/>
+            <w:tcW w:type="dxa" w:w="4961"/>
           </w:tcPr>
           <w:p>
             <w:r>
@@ -403,7 +403,7 @@
       <w:tr>
         <w:tc>
           <w:tcPr>
-            <w:tcW w:type="dxa" w:w="4320"/>
+            <w:tcW w:type="dxa" w:w="4961"/>
             <w:shd w:fill="D9E2F3"/>
           </w:tcPr>
           <w:p>
@@ -423,7 +423,7 @@
         </w:tc>
         <w:tc>
           <w:tcPr>
-            <w:tcW w:type="dxa" w:w="4320"/>
+            <w:tcW w:type="dxa" w:w="4961"/>
           </w:tcPr>
           <w:p>
             <w:r>
@@ -444,7 +444,7 @@
       <w:tr>
         <w:tc>
           <w:tcPr>
-            <w:tcW w:type="dxa" w:w="4320"/>
+            <w:tcW w:type="dxa" w:w="4961"/>
             <w:shd w:fill="D9E2F3"/>
           </w:tcPr>
           <w:p>
@@ -464,7 +464,7 @@
         </w:tc>
         <w:tc>
           <w:tcPr>
-            <w:tcW w:type="dxa" w:w="4320"/>
+            <w:tcW w:type="dxa" w:w="4961"/>
           </w:tcPr>
           <w:p>
             <w:r>
@@ -485,7 +485,7 @@
       <w:tr>
         <w:tc>
           <w:tcPr>
-            <w:tcW w:type="dxa" w:w="4320"/>
+            <w:tcW w:type="dxa" w:w="4961"/>
             <w:shd w:fill="D9E2F3"/>
           </w:tcPr>
           <w:p>
@@ -505,7 +505,7 @@
         </w:tc>
         <w:tc>
           <w:tcPr>
-            <w:tcW w:type="dxa" w:w="4320"/>
+            <w:tcW w:type="dxa" w:w="4961"/>
           </w:tcPr>
           <w:p>
             <w:r>
@@ -526,7 +526,7 @@
       <w:tr>
         <w:tc>
           <w:tcPr>
-            <w:tcW w:type="dxa" w:w="4320"/>
+            <w:tcW w:type="dxa" w:w="4961"/>
             <w:shd w:fill="D9E2F3"/>
           </w:tcPr>
           <w:p>
@@ -546,7 +546,7 @@
         </w:tc>
         <w:tc>
           <w:tcPr>
-            <w:tcW w:type="dxa" w:w="4320"/>
+            <w:tcW w:type="dxa" w:w="4961"/>
           </w:tcPr>
           <w:p>
             <w:r>
@@ -567,7 +567,7 @@
       <w:tr>
         <w:tc>
           <w:tcPr>
-            <w:tcW w:type="dxa" w:w="4320"/>
+            <w:tcW w:type="dxa" w:w="4961"/>
             <w:shd w:fill="D9E2F3"/>
           </w:tcPr>
           <w:p>
@@ -587,7 +587,7 @@
         </w:tc>
         <w:tc>
           <w:tcPr>
-            <w:tcW w:type="dxa" w:w="4320"/>
+            <w:tcW w:type="dxa" w:w="4961"/>
           </w:tcPr>
           <w:p>
             <w:r>
@@ -632,15 +632,15 @@
         <w:tblLook w:firstColumn="1" w:firstRow="1" w:lastColumn="0" w:lastRow="0" w:noHBand="0" w:noVBand="1" w:val="04A0"/>
       </w:tblPr>
       <w:tblGrid>
-        <w:gridCol w:w="2160"/>
-        <w:gridCol w:w="2160"/>
-        <w:gridCol w:w="2160"/>
-        <w:gridCol w:w="2160"/>
+        <w:gridCol w:w="2480"/>
+        <w:gridCol w:w="2480"/>
+        <w:gridCol w:w="2480"/>
+        <w:gridCol w:w="2480"/>
       </w:tblGrid>
       <w:tr>
         <w:tc>
           <w:tcPr>
-            <w:tcW w:type="dxa" w:w="2160"/>
+            <w:tcW w:type="dxa" w:w="2480"/>
             <w:shd w:fill="D9E2F3"/>
           </w:tcPr>
           <w:p>
@@ -662,7 +662,7 @@
         </w:tc>
         <w:tc>
           <w:tcPr>
-            <w:tcW w:type="dxa" w:w="2160"/>
+            <w:tcW w:type="dxa" w:w="2480"/>
             <w:shd w:fill="D9E2F3"/>
           </w:tcPr>
           <w:p>
@@ -684,7 +684,7 @@
         </w:tc>
         <w:tc>
           <w:tcPr>
-            <w:tcW w:type="dxa" w:w="2160"/>
+            <w:tcW w:type="dxa" w:w="2480"/>
             <w:shd w:fill="D9E2F3"/>
           </w:tcPr>
           <w:p>
@@ -706,7 +706,7 @@
         </w:tc>
         <w:tc>
           <w:tcPr>
-            <w:tcW w:type="dxa" w:w="2160"/>
+            <w:tcW w:type="dxa" w:w="2480"/>
             <w:shd w:fill="D9E2F3"/>
           </w:tcPr>
           <w:p>
@@ -730,7 +730,7 @@
       <w:tr>
         <w:tc>
           <w:tcPr>
-            <w:tcW w:type="dxa" w:w="2160"/>
+            <w:tcW w:type="dxa" w:w="2480"/>
           </w:tcPr>
           <w:p>
             <w:r>
@@ -749,7 +749,7 @@
         </w:tc>
         <w:tc>
           <w:tcPr>
-            <w:tcW w:type="dxa" w:w="2160"/>
+            <w:tcW w:type="dxa" w:w="2480"/>
           </w:tcPr>
           <w:p>
             <w:r>
@@ -761,7 +761,7 @@
         </w:tc>
         <w:tc>
           <w:tcPr>
-            <w:tcW w:type="dxa" w:w="2160"/>
+            <w:tcW w:type="dxa" w:w="2480"/>
           </w:tcPr>
           <w:p>
             <w:r>
@@ -773,7 +773,7 @@
         </w:tc>
         <w:tc>
           <w:tcPr>
-            <w:tcW w:type="dxa" w:w="2160"/>
+            <w:tcW w:type="dxa" w:w="2480"/>
           </w:tcPr>
           <w:p>
             <w:r>
@@ -787,7 +787,7 @@
       <w:tr>
         <w:tc>
           <w:tcPr>
-            <w:tcW w:type="dxa" w:w="2160"/>
+            <w:tcW w:type="dxa" w:w="2480"/>
           </w:tcPr>
           <w:p>
             <w:r>
@@ -806,7 +806,7 @@
         </w:tc>
         <w:tc>
           <w:tcPr>
-            <w:tcW w:type="dxa" w:w="2160"/>
+            <w:tcW w:type="dxa" w:w="2480"/>
           </w:tcPr>
           <w:p>
             <w:r>
@@ -818,7 +818,7 @@
         </w:tc>
         <w:tc>
           <w:tcPr>
-            <w:tcW w:type="dxa" w:w="2160"/>
+            <w:tcW w:type="dxa" w:w="2480"/>
           </w:tcPr>
           <w:p>
             <w:r>
@@ -830,7 +830,7 @@
         </w:tc>
         <w:tc>
           <w:tcPr>
-            <w:tcW w:type="dxa" w:w="2160"/>
+            <w:tcW w:type="dxa" w:w="2480"/>
           </w:tcPr>
           <w:p>
             <w:r>
@@ -844,7 +844,7 @@
       <w:tr>
         <w:tc>
           <w:tcPr>
-            <w:tcW w:type="dxa" w:w="2160"/>
+            <w:tcW w:type="dxa" w:w="2480"/>
             <w:shd w:fill="D9E2F3"/>
           </w:tcPr>
           <w:p>
@@ -864,7 +864,7 @@
         </w:tc>
         <w:tc>
           <w:tcPr>
-            <w:tcW w:type="dxa" w:w="2160"/>
+            <w:tcW w:type="dxa" w:w="2480"/>
           </w:tcPr>
           <w:p>
             <w:r>
@@ -876,7 +876,7 @@
         </w:tc>
         <w:tc>
           <w:tcPr>
-            <w:tcW w:type="dxa" w:w="2160"/>
+            <w:tcW w:type="dxa" w:w="2480"/>
           </w:tcPr>
           <w:p>
             <w:r>
@@ -888,7 +888,7 @@
         </w:tc>
         <w:tc>
           <w:tcPr>
-            <w:tcW w:type="dxa" w:w="2160"/>
+            <w:tcW w:type="dxa" w:w="2480"/>
           </w:tcPr>
           <w:p>
             <w:r>
@@ -1311,19 +1311,19 @@
       <w:tblPr>
         <w:tblStyle w:val="TableGrid"/>
         <w:tblW w:type="auto" w:w="0"/>
-        <w:tblLayout w:type="autofit"/>
+        <w:tblLayout w:type="fixed"/>
         <w:tblLook w:firstColumn="1" w:firstRow="1" w:lastColumn="0" w:lastRow="0" w:noHBand="0" w:noVBand="1" w:val="04A0"/>
       </w:tblPr>
       <w:tblGrid>
-        <w:gridCol w:w="2160"/>
-        <w:gridCol w:w="2160"/>
-        <w:gridCol w:w="2160"/>
-        <w:gridCol w:w="2160"/>
+        <w:gridCol w:w="2480"/>
+        <w:gridCol w:w="2480"/>
+        <w:gridCol w:w="2480"/>
+        <w:gridCol w:w="2480"/>
       </w:tblGrid>
       <w:tr>
         <w:tc>
           <w:tcPr>
-            <w:tcW w:type="dxa" w:w="2160"/>
+            <w:tcW w:type="dxa" w:w="2480"/>
             <w:shd w:fill="D9E2F3"/>
           </w:tcPr>
           <w:p>
@@ -1345,7 +1345,7 @@
         </w:tc>
         <w:tc>
           <w:tcPr>
-            <w:tcW w:type="dxa" w:w="2160"/>
+            <w:tcW w:type="dxa" w:w="2480"/>
             <w:shd w:fill="D9E2F3"/>
           </w:tcPr>
           <w:p>
@@ -1367,7 +1367,7 @@
         </w:tc>
         <w:tc>
           <w:tcPr>
-            <w:tcW w:type="dxa" w:w="2160"/>
+            <w:tcW w:type="dxa" w:w="2480"/>
             <w:shd w:fill="D9E2F3"/>
           </w:tcPr>
           <w:p>
@@ -1389,7 +1389,7 @@
         </w:tc>
         <w:tc>
           <w:tcPr>
-            <w:tcW w:type="dxa" w:w="2160"/>
+            <w:tcW w:type="dxa" w:w="2480"/>
             <w:shd w:fill="D9E2F3"/>
           </w:tcPr>
           <w:p>
@@ -1413,7 +1413,7 @@
       <w:tr>
         <w:tc>
           <w:tcPr>
-            <w:tcW w:type="dxa" w:w="2160"/>
+            <w:tcW w:type="dxa" w:w="2480"/>
           </w:tcPr>
           <w:p>
             <w:r>
@@ -1432,7 +1432,7 @@
         </w:tc>
         <w:tc>
           <w:tcPr>
-            <w:tcW w:type="dxa" w:w="2160"/>
+            <w:tcW w:type="dxa" w:w="2480"/>
           </w:tcPr>
           <w:p>
             <w:r>
@@ -1451,7 +1451,7 @@
         </w:tc>
         <w:tc>
           <w:tcPr>
-            <w:tcW w:type="dxa" w:w="2160"/>
+            <w:tcW w:type="dxa" w:w="2480"/>
           </w:tcPr>
           <w:p>
             <w:r>
@@ -1470,7 +1470,7 @@
         </w:tc>
         <w:tc>
           <w:tcPr>
-            <w:tcW w:type="dxa" w:w="2160"/>
+            <w:tcW w:type="dxa" w:w="2480"/>
           </w:tcPr>
           <w:p>
             <w:r>
@@ -1491,7 +1491,7 @@
       <w:tr>
         <w:tc>
           <w:tcPr>
-            <w:tcW w:type="dxa" w:w="2160"/>
+            <w:tcW w:type="dxa" w:w="2480"/>
           </w:tcPr>
           <w:p>
             <w:r>
@@ -1510,7 +1510,7 @@
         </w:tc>
         <w:tc>
           <w:tcPr>
-            <w:tcW w:type="dxa" w:w="2160"/>
+            <w:tcW w:type="dxa" w:w="2480"/>
           </w:tcPr>
           <w:p>
             <w:r>
@@ -1529,7 +1529,7 @@
         </w:tc>
         <w:tc>
           <w:tcPr>
-            <w:tcW w:type="dxa" w:w="2160"/>
+            <w:tcW w:type="dxa" w:w="2480"/>
           </w:tcPr>
           <w:p>
             <w:r>
@@ -1548,7 +1548,7 @@
         </w:tc>
         <w:tc>
           <w:tcPr>
-            <w:tcW w:type="dxa" w:w="2160"/>
+            <w:tcW w:type="dxa" w:w="2480"/>
           </w:tcPr>
           <w:p>
             <w:r>
@@ -1569,7 +1569,7 @@
       <w:tr>
         <w:tc>
           <w:tcPr>
-            <w:tcW w:type="dxa" w:w="2160"/>
+            <w:tcW w:type="dxa" w:w="2480"/>
           </w:tcPr>
           <w:p>
             <w:r>
@@ -1588,7 +1588,7 @@
         </w:tc>
         <w:tc>
           <w:tcPr>
-            <w:tcW w:type="dxa" w:w="2160"/>
+            <w:tcW w:type="dxa" w:w="2480"/>
           </w:tcPr>
           <w:p>
             <w:r>
@@ -1607,7 +1607,7 @@
         </w:tc>
         <w:tc>
           <w:tcPr>
-            <w:tcW w:type="dxa" w:w="2160"/>
+            <w:tcW w:type="dxa" w:w="2480"/>
           </w:tcPr>
           <w:p>
             <w:r>
@@ -1626,7 +1626,7 @@
         </w:tc>
         <w:tc>
           <w:tcPr>
-            <w:tcW w:type="dxa" w:w="2160"/>
+            <w:tcW w:type="dxa" w:w="2480"/>
           </w:tcPr>
           <w:p>
             <w:r>
@@ -1647,7 +1647,7 @@
       <w:tr>
         <w:tc>
           <w:tcPr>
-            <w:tcW w:type="dxa" w:w="2160"/>
+            <w:tcW w:type="dxa" w:w="2480"/>
           </w:tcPr>
           <w:p>
             <w:r>
@@ -1666,7 +1666,7 @@
         </w:tc>
         <w:tc>
           <w:tcPr>
-            <w:tcW w:type="dxa" w:w="2160"/>
+            <w:tcW w:type="dxa" w:w="2480"/>
           </w:tcPr>
           <w:p>
             <w:r>
@@ -1685,7 +1685,7 @@
         </w:tc>
         <w:tc>
           <w:tcPr>
-            <w:tcW w:type="dxa" w:w="2160"/>
+            <w:tcW w:type="dxa" w:w="2480"/>
           </w:tcPr>
           <w:p>
             <w:r>
@@ -1704,7 +1704,7 @@
         </w:tc>
         <w:tc>
           <w:tcPr>
-            <w:tcW w:type="dxa" w:w="2160"/>
+            <w:tcW w:type="dxa" w:w="2480"/>
           </w:tcPr>
           <w:p>
             <w:r>
@@ -1760,19 +1760,19 @@
       <w:tblPr>
         <w:tblStyle w:val="TableGrid"/>
         <w:tblW w:type="auto" w:w="0"/>
-        <w:tblLayout w:type="autofit"/>
+        <w:tblLayout w:type="fixed"/>
         <w:tblLook w:firstColumn="1" w:firstRow="1" w:lastColumn="0" w:lastRow="0" w:noHBand="0" w:noVBand="1" w:val="04A0"/>
       </w:tblPr>
       <w:tblGrid>
-        <w:gridCol w:w="2160"/>
-        <w:gridCol w:w="2160"/>
-        <w:gridCol w:w="2160"/>
-        <w:gridCol w:w="2160"/>
+        <w:gridCol w:w="2480"/>
+        <w:gridCol w:w="2480"/>
+        <w:gridCol w:w="2480"/>
+        <w:gridCol w:w="2480"/>
       </w:tblGrid>
       <w:tr>
         <w:tc>
           <w:tcPr>
-            <w:tcW w:type="dxa" w:w="2160"/>
+            <w:tcW w:type="dxa" w:w="2480"/>
             <w:shd w:fill="D9E2F3"/>
           </w:tcPr>
           <w:p>
@@ -1794,7 +1794,7 @@
         </w:tc>
         <w:tc>
           <w:tcPr>
-            <w:tcW w:type="dxa" w:w="2160"/>
+            <w:tcW w:type="dxa" w:w="2480"/>
             <w:shd w:fill="D9E2F3"/>
           </w:tcPr>
           <w:p>
@@ -1816,7 +1816,7 @@
         </w:tc>
         <w:tc>
           <w:tcPr>
-            <w:tcW w:type="dxa" w:w="2160"/>
+            <w:tcW w:type="dxa" w:w="2480"/>
             <w:shd w:fill="D9E2F3"/>
           </w:tcPr>
           <w:p>
@@ -1838,7 +1838,7 @@
         </w:tc>
         <w:tc>
           <w:tcPr>
-            <w:tcW w:type="dxa" w:w="2160"/>
+            <w:tcW w:type="dxa" w:w="2480"/>
             <w:shd w:fill="D9E2F3"/>
           </w:tcPr>
           <w:p>
@@ -1862,7 +1862,7 @@
       <w:tr>
         <w:tc>
           <w:tcPr>
-            <w:tcW w:type="dxa" w:w="2160"/>
+            <w:tcW w:type="dxa" w:w="2480"/>
           </w:tcPr>
           <w:p>
             <w:r>
@@ -1881,7 +1881,7 @@
         </w:tc>
         <w:tc>
           <w:tcPr>
-            <w:tcW w:type="dxa" w:w="2160"/>
+            <w:tcW w:type="dxa" w:w="2480"/>
           </w:tcPr>
           <w:p>
             <w:r>
@@ -1900,7 +1900,7 @@
         </w:tc>
         <w:tc>
           <w:tcPr>
-            <w:tcW w:type="dxa" w:w="2160"/>
+            <w:tcW w:type="dxa" w:w="2480"/>
           </w:tcPr>
           <w:p>
             <w:r>
@@ -1919,7 +1919,7 @@
         </w:tc>
         <w:tc>
           <w:tcPr>
-            <w:tcW w:type="dxa" w:w="2160"/>
+            <w:tcW w:type="dxa" w:w="2480"/>
           </w:tcPr>
           <w:p>
             <w:r>
@@ -1941,7 +1941,7 @@
       <w:tr>
         <w:tc>
           <w:tcPr>
-            <w:tcW w:type="dxa" w:w="2160"/>
+            <w:tcW w:type="dxa" w:w="2480"/>
           </w:tcPr>
           <w:p>
             <w:r>
@@ -1960,7 +1960,7 @@
         </w:tc>
         <w:tc>
           <w:tcPr>
-            <w:tcW w:type="dxa" w:w="2160"/>
+            <w:tcW w:type="dxa" w:w="2480"/>
           </w:tcPr>
           <w:p>
             <w:r>
@@ -1979,7 +1979,7 @@
         </w:tc>
         <w:tc>
           <w:tcPr>
-            <w:tcW w:type="dxa" w:w="2160"/>
+            <w:tcW w:type="dxa" w:w="2480"/>
           </w:tcPr>
           <w:p>
             <w:r>
@@ -1998,7 +1998,7 @@
         </w:tc>
         <w:tc>
           <w:tcPr>
-            <w:tcW w:type="dxa" w:w="2160"/>
+            <w:tcW w:type="dxa" w:w="2480"/>
           </w:tcPr>
           <w:p>
             <w:r>
@@ -2020,7 +2020,7 @@
       <w:tr>
         <w:tc>
           <w:tcPr>
-            <w:tcW w:type="dxa" w:w="2160"/>
+            <w:tcW w:type="dxa" w:w="2480"/>
           </w:tcPr>
           <w:p>
             <w:r>
@@ -2039,7 +2039,7 @@
         </w:tc>
         <w:tc>
           <w:tcPr>
-            <w:tcW w:type="dxa" w:w="2160"/>
+            <w:tcW w:type="dxa" w:w="2480"/>
           </w:tcPr>
           <w:p>
             <w:r>
@@ -2058,7 +2058,7 @@
         </w:tc>
         <w:tc>
           <w:tcPr>
-            <w:tcW w:type="dxa" w:w="2160"/>
+            <w:tcW w:type="dxa" w:w="2480"/>
           </w:tcPr>
           <w:p>
             <w:r>
@@ -2077,7 +2077,7 @@
         </w:tc>
         <w:tc>
           <w:tcPr>
-            <w:tcW w:type="dxa" w:w="2160"/>
+            <w:tcW w:type="dxa" w:w="2480"/>
           </w:tcPr>
           <w:p>
             <w:r>
@@ -2099,7 +2099,7 @@
       <w:tr>
         <w:tc>
           <w:tcPr>
-            <w:tcW w:type="dxa" w:w="2160"/>
+            <w:tcW w:type="dxa" w:w="2480"/>
           </w:tcPr>
           <w:p>
             <w:r>
@@ -2118,7 +2118,7 @@
         </w:tc>
         <w:tc>
           <w:tcPr>
-            <w:tcW w:type="dxa" w:w="2160"/>
+            <w:tcW w:type="dxa" w:w="2480"/>
           </w:tcPr>
           <w:p>
             <w:r>
@@ -2137,7 +2137,7 @@
         </w:tc>
         <w:tc>
           <w:tcPr>
-            <w:tcW w:type="dxa" w:w="2160"/>
+            <w:tcW w:type="dxa" w:w="2480"/>
           </w:tcPr>
           <w:p>
             <w:r>
@@ -2156,7 +2156,7 @@
         </w:tc>
         <w:tc>
           <w:tcPr>
-            <w:tcW w:type="dxa" w:w="2160"/>
+            <w:tcW w:type="dxa" w:w="2480"/>
           </w:tcPr>
           <w:p>
             <w:r>
@@ -2234,17 +2234,17 @@
       <w:tblPr>
         <w:tblStyle w:val="TableGrid"/>
         <w:tblW w:type="auto" w:w="0"/>
-        <w:tblLayout w:type="autofit"/>
+        <w:tblLayout w:type="fixed"/>
         <w:tblLook w:firstColumn="1" w:firstRow="1" w:lastColumn="0" w:lastRow="0" w:noHBand="0" w:noVBand="1" w:val="04A0"/>
       </w:tblPr>
       <w:tblGrid>
-        <w:gridCol w:w="4320"/>
-        <w:gridCol w:w="4320"/>
+        <w:gridCol w:w="4961"/>
+        <w:gridCol w:w="4961"/>
       </w:tblGrid>
       <w:tr>
         <w:tc>
           <w:tcPr>
-            <w:tcW w:type="dxa" w:w="4320"/>
+            <w:tcW w:type="dxa" w:w="4961"/>
             <w:shd w:fill="D9E2F3"/>
           </w:tcPr>
           <w:p>
@@ -2266,7 +2266,7 @@
         </w:tc>
         <w:tc>
           <w:tcPr>
-            <w:tcW w:type="dxa" w:w="4320"/>
+            <w:tcW w:type="dxa" w:w="4961"/>
             <w:shd w:fill="D9E2F3"/>
           </w:tcPr>
           <w:p>
@@ -2290,7 +2290,7 @@
       <w:tr>
         <w:tc>
           <w:tcPr>
-            <w:tcW w:type="dxa" w:w="4320"/>
+            <w:tcW w:type="dxa" w:w="4961"/>
           </w:tcPr>
           <w:p>
             <w:r>
@@ -2309,7 +2309,7 @@
         </w:tc>
         <w:tc>
           <w:tcPr>
-            <w:tcW w:type="dxa" w:w="4320"/>
+            <w:tcW w:type="dxa" w:w="4961"/>
           </w:tcPr>
           <w:p>
             <w:r>
@@ -2330,7 +2330,7 @@
       <w:tr>
         <w:tc>
           <w:tcPr>
-            <w:tcW w:type="dxa" w:w="4320"/>
+            <w:tcW w:type="dxa" w:w="4961"/>
           </w:tcPr>
           <w:p>
             <w:r>
@@ -2349,7 +2349,7 @@
         </w:tc>
         <w:tc>
           <w:tcPr>
-            <w:tcW w:type="dxa" w:w="4320"/>
+            <w:tcW w:type="dxa" w:w="4961"/>
           </w:tcPr>
           <w:p>
             <w:r>
@@ -2377,7 +2377,7 @@
       <w:tr>
         <w:tc>
           <w:tcPr>
-            <w:tcW w:type="dxa" w:w="4320"/>
+            <w:tcW w:type="dxa" w:w="4961"/>
           </w:tcPr>
           <w:p>
             <w:r>
@@ -2396,7 +2396,7 @@
         </w:tc>
         <w:tc>
           <w:tcPr>
-            <w:tcW w:type="dxa" w:w="4320"/>
+            <w:tcW w:type="dxa" w:w="4961"/>
           </w:tcPr>
           <w:p>
             <w:r>
@@ -2463,19 +2463,19 @@
       <w:tblPr>
         <w:tblStyle w:val="TableGrid"/>
         <w:tblW w:type="auto" w:w="0"/>
-        <w:tblLayout w:type="autofit"/>
+        <w:tblLayout w:type="fixed"/>
         <w:tblLook w:firstColumn="1" w:firstRow="1" w:lastColumn="0" w:lastRow="0" w:noHBand="0" w:noVBand="1" w:val="04A0"/>
       </w:tblPr>
       <w:tblGrid>
-        <w:gridCol w:w="2160"/>
-        <w:gridCol w:w="2160"/>
-        <w:gridCol w:w="2160"/>
-        <w:gridCol w:w="2160"/>
+        <w:gridCol w:w="2480"/>
+        <w:gridCol w:w="2480"/>
+        <w:gridCol w:w="2480"/>
+        <w:gridCol w:w="2480"/>
       </w:tblGrid>
       <w:tr>
         <w:tc>
           <w:tcPr>
-            <w:tcW w:type="dxa" w:w="2160"/>
+            <w:tcW w:type="dxa" w:w="2480"/>
             <w:shd w:fill="D9E2F3"/>
           </w:tcPr>
           <w:p>
@@ -2497,7 +2497,7 @@
         </w:tc>
         <w:tc>
           <w:tcPr>
-            <w:tcW w:type="dxa" w:w="2160"/>
+            <w:tcW w:type="dxa" w:w="2480"/>
             <w:shd w:fill="D9E2F3"/>
           </w:tcPr>
           <w:p>
@@ -2519,7 +2519,7 @@
         </w:tc>
         <w:tc>
           <w:tcPr>
-            <w:tcW w:type="dxa" w:w="2160"/>
+            <w:tcW w:type="dxa" w:w="2480"/>
             <w:shd w:fill="D9E2F3"/>
           </w:tcPr>
           <w:p>
@@ -2541,7 +2541,7 @@
         </w:tc>
         <w:tc>
           <w:tcPr>
-            <w:tcW w:type="dxa" w:w="2160"/>
+            <w:tcW w:type="dxa" w:w="2480"/>
             <w:shd w:fill="D9E2F3"/>
           </w:tcPr>
           <w:p>
@@ -2565,7 +2565,7 @@
       <w:tr>
         <w:tc>
           <w:tcPr>
-            <w:tcW w:type="dxa" w:w="2160"/>
+            <w:tcW w:type="dxa" w:w="2480"/>
           </w:tcPr>
           <w:p>
             <w:r>
@@ -2584,7 +2584,7 @@
         </w:tc>
         <w:tc>
           <w:tcPr>
-            <w:tcW w:type="dxa" w:w="2160"/>
+            <w:tcW w:type="dxa" w:w="2480"/>
           </w:tcPr>
           <w:p>
             <w:r>
@@ -2603,7 +2603,7 @@
         </w:tc>
         <w:tc>
           <w:tcPr>
-            <w:tcW w:type="dxa" w:w="2160"/>
+            <w:tcW w:type="dxa" w:w="2480"/>
           </w:tcPr>
           <w:p>
             <w:r>
@@ -2650,7 +2650,7 @@
         </w:tc>
         <w:tc>
           <w:tcPr>
-            <w:tcW w:type="dxa" w:w="2160"/>
+            <w:tcW w:type="dxa" w:w="2480"/>
           </w:tcPr>
           <w:p>
             <w:r>
@@ -2678,7 +2678,7 @@
       <w:tr>
         <w:tc>
           <w:tcPr>
-            <w:tcW w:type="dxa" w:w="2160"/>
+            <w:tcW w:type="dxa" w:w="2480"/>
           </w:tcPr>
           <w:p>
             <w:r>
@@ -2697,7 +2697,7 @@
         </w:tc>
         <w:tc>
           <w:tcPr>
-            <w:tcW w:type="dxa" w:w="2160"/>
+            <w:tcW w:type="dxa" w:w="2480"/>
           </w:tcPr>
           <w:p>
             <w:r>
@@ -2716,7 +2716,7 @@
         </w:tc>
         <w:tc>
           <w:tcPr>
-            <w:tcW w:type="dxa" w:w="2160"/>
+            <w:tcW w:type="dxa" w:w="2480"/>
           </w:tcPr>
           <w:p>
             <w:r>
@@ -2735,7 +2735,7 @@
         </w:tc>
         <w:tc>
           <w:tcPr>
-            <w:tcW w:type="dxa" w:w="2160"/>
+            <w:tcW w:type="dxa" w:w="2480"/>
           </w:tcPr>
           <w:p>
             <w:r>
@@ -2756,7 +2756,7 @@
       <w:tr>
         <w:tc>
           <w:tcPr>
-            <w:tcW w:type="dxa" w:w="2160"/>
+            <w:tcW w:type="dxa" w:w="2480"/>
           </w:tcPr>
           <w:p>
             <w:r>
@@ -2775,7 +2775,7 @@
         </w:tc>
         <w:tc>
           <w:tcPr>
-            <w:tcW w:type="dxa" w:w="2160"/>
+            <w:tcW w:type="dxa" w:w="2480"/>
           </w:tcPr>
           <w:p>
             <w:r>
@@ -2794,7 +2794,7 @@
         </w:tc>
         <w:tc>
           <w:tcPr>
-            <w:tcW w:type="dxa" w:w="2160"/>
+            <w:tcW w:type="dxa" w:w="2480"/>
           </w:tcPr>
           <w:p>
             <w:r>
@@ -2813,7 +2813,7 @@
         </w:tc>
         <w:tc>
           <w:tcPr>
-            <w:tcW w:type="dxa" w:w="2160"/>
+            <w:tcW w:type="dxa" w:w="2480"/>
           </w:tcPr>
           <w:p>
             <w:r>
@@ -2834,7 +2834,7 @@
       <w:tr>
         <w:tc>
           <w:tcPr>
-            <w:tcW w:type="dxa" w:w="2160"/>
+            <w:tcW w:type="dxa" w:w="2480"/>
           </w:tcPr>
           <w:p>
             <w:r>
@@ -2853,7 +2853,7 @@
         </w:tc>
         <w:tc>
           <w:tcPr>
-            <w:tcW w:type="dxa" w:w="2160"/>
+            <w:tcW w:type="dxa" w:w="2480"/>
           </w:tcPr>
           <w:p>
             <w:r>
@@ -2872,7 +2872,7 @@
         </w:tc>
         <w:tc>
           <w:tcPr>
-            <w:tcW w:type="dxa" w:w="2160"/>
+            <w:tcW w:type="dxa" w:w="2480"/>
           </w:tcPr>
           <w:p>
             <w:r>
@@ -2891,7 +2891,7 @@
         </w:tc>
         <w:tc>
           <w:tcPr>
-            <w:tcW w:type="dxa" w:w="2160"/>
+            <w:tcW w:type="dxa" w:w="2480"/>
           </w:tcPr>
           <w:p>
             <w:r>
@@ -2912,7 +2912,7 @@
       <w:tr>
         <w:tc>
           <w:tcPr>
-            <w:tcW w:type="dxa" w:w="2160"/>
+            <w:tcW w:type="dxa" w:w="2480"/>
           </w:tcPr>
           <w:p>
             <w:r>
@@ -2931,7 +2931,7 @@
         </w:tc>
         <w:tc>
           <w:tcPr>
-            <w:tcW w:type="dxa" w:w="2160"/>
+            <w:tcW w:type="dxa" w:w="2480"/>
           </w:tcPr>
           <w:p>
             <w:r>
@@ -2950,7 +2950,7 @@
         </w:tc>
         <w:tc>
           <w:tcPr>
-            <w:tcW w:type="dxa" w:w="2160"/>
+            <w:tcW w:type="dxa" w:w="2480"/>
           </w:tcPr>
           <w:p>
             <w:r>
@@ -2969,7 +2969,7 @@
         </w:tc>
         <w:tc>
           <w:tcPr>
-            <w:tcW w:type="dxa" w:w="2160"/>
+            <w:tcW w:type="dxa" w:w="2480"/>
           </w:tcPr>
           <w:p>
             <w:r>
@@ -3036,7 +3036,7 @@
       <w:r>
         <w:drawing>
           <wp:inline xmlns:a="http://schemas.openxmlformats.org/drawingml/2006/main" xmlns:pic="http://schemas.openxmlformats.org/drawingml/2006/picture">
-            <wp:extent cx="3623497" cy="6858000"/>
+            <wp:extent cx="3930601" cy="7439240"/>
             <wp:docPr id="1" name="Picture 1"/>
             <wp:cNvGraphicFramePr>
               <a:graphicFrameLocks noChangeAspect="1"/>
@@ -3057,7 +3057,7 @@
                   <pic:spPr>
                     <a:xfrm>
                       <a:off x="0" y="0"/>
-                      <a:ext cx="3623497" cy="6858000"/>
+                      <a:ext cx="3930601" cy="7439240"/>
                     </a:xfrm>
                     <a:prstGeom prst="rect"/>
                   </pic:spPr>
@@ -5159,18 +5159,18 @@
       <w:tblPr>
         <w:tblStyle w:val="TableGrid"/>
         <w:tblW w:type="auto" w:w="0"/>
-        <w:tblLayout w:type="autofit"/>
+        <w:tblLayout w:type="fixed"/>
         <w:tblLook w:firstColumn="1" w:firstRow="1" w:lastColumn="0" w:lastRow="0" w:noHBand="0" w:noVBand="1" w:val="04A0"/>
       </w:tblPr>
       <w:tblGrid>
-        <w:gridCol w:w="2880"/>
-        <w:gridCol w:w="2880"/>
-        <w:gridCol w:w="2880"/>
+        <w:gridCol w:w="3307"/>
+        <w:gridCol w:w="3307"/>
+        <w:gridCol w:w="3307"/>
       </w:tblGrid>
       <w:tr>
         <w:tc>
           <w:tcPr>
-            <w:tcW w:type="dxa" w:w="2880"/>
+            <w:tcW w:type="dxa" w:w="3307"/>
             <w:shd w:fill="D9E2F3"/>
           </w:tcPr>
           <w:p>
@@ -5192,7 +5192,7 @@
         </w:tc>
         <w:tc>
           <w:tcPr>
-            <w:tcW w:type="dxa" w:w="2880"/>
+            <w:tcW w:type="dxa" w:w="3307"/>
             <w:shd w:fill="D9E2F3"/>
           </w:tcPr>
           <w:p>
@@ -5214,7 +5214,7 @@
         </w:tc>
         <w:tc>
           <w:tcPr>
-            <w:tcW w:type="dxa" w:w="2880"/>
+            <w:tcW w:type="dxa" w:w="3307"/>
             <w:shd w:fill="D9E2F3"/>
           </w:tcPr>
           <w:p>
@@ -5238,7 +5238,7 @@
       <w:tr>
         <w:tc>
           <w:tcPr>
-            <w:tcW w:type="dxa" w:w="2880"/>
+            <w:tcW w:type="dxa" w:w="3307"/>
           </w:tcPr>
           <w:p>
             <w:r>
@@ -5257,7 +5257,7 @@
         </w:tc>
         <w:tc>
           <w:tcPr>
-            <w:tcW w:type="dxa" w:w="2880"/>
+            <w:tcW w:type="dxa" w:w="3307"/>
           </w:tcPr>
           <w:p>
             <w:r>
@@ -5304,7 +5304,7 @@
         </w:tc>
         <w:tc>
           <w:tcPr>
-            <w:tcW w:type="dxa" w:w="2880"/>
+            <w:tcW w:type="dxa" w:w="3307"/>
           </w:tcPr>
           <w:p>
             <w:r>
@@ -5325,7 +5325,7 @@
       <w:tr>
         <w:tc>
           <w:tcPr>
-            <w:tcW w:type="dxa" w:w="2880"/>
+            <w:tcW w:type="dxa" w:w="3307"/>
           </w:tcPr>
           <w:p>
             <w:r>
@@ -5344,7 +5344,7 @@
         </w:tc>
         <w:tc>
           <w:tcPr>
-            <w:tcW w:type="dxa" w:w="2880"/>
+            <w:tcW w:type="dxa" w:w="3307"/>
           </w:tcPr>
           <w:p>
             <w:r>
@@ -5363,7 +5363,7 @@
         </w:tc>
         <w:tc>
           <w:tcPr>
-            <w:tcW w:type="dxa" w:w="2880"/>
+            <w:tcW w:type="dxa" w:w="3307"/>
           </w:tcPr>
           <w:p>
             <w:r>
@@ -5391,7 +5391,7 @@
       <w:tr>
         <w:tc>
           <w:tcPr>
-            <w:tcW w:type="dxa" w:w="2880"/>
+            <w:tcW w:type="dxa" w:w="3307"/>
           </w:tcPr>
           <w:p>
             <w:r>
@@ -5410,7 +5410,7 @@
         </w:tc>
         <w:tc>
           <w:tcPr>
-            <w:tcW w:type="dxa" w:w="2880"/>
+            <w:tcW w:type="dxa" w:w="3307"/>
           </w:tcPr>
           <w:p>
             <w:r>
@@ -5429,7 +5429,7 @@
         </w:tc>
         <w:tc>
           <w:tcPr>
-            <w:tcW w:type="dxa" w:w="2880"/>
+            <w:tcW w:type="dxa" w:w="3307"/>
           </w:tcPr>
           <w:p>
             <w:r>
@@ -5570,7 +5570,7 @@
       <w:r>
         <w:drawing>
           <wp:inline xmlns:a="http://schemas.openxmlformats.org/drawingml/2006/main" xmlns:pic="http://schemas.openxmlformats.org/drawingml/2006/picture">
-            <wp:extent cx="5486400" cy="678873"/>
+            <wp:extent cx="6300470" cy="779604"/>
             <wp:docPr id="2" name="Picture 2"/>
             <wp:cNvGraphicFramePr>
               <a:graphicFrameLocks noChangeAspect="1"/>
@@ -5591,7 +5591,7 @@
                   <pic:spPr>
                     <a:xfrm>
                       <a:off x="0" y="0"/>
-                      <a:ext cx="5486400" cy="678873"/>
+                      <a:ext cx="6300470" cy="779604"/>
                     </a:xfrm>
                     <a:prstGeom prst="rect"/>
                   </pic:spPr>
@@ -5743,18 +5743,18 @@
       <w:tblPr>
         <w:tblStyle w:val="TableGrid"/>
         <w:tblW w:type="auto" w:w="0"/>
-        <w:tblLayout w:type="autofit"/>
+        <w:tblLayout w:type="fixed"/>
         <w:tblLook w:firstColumn="1" w:firstRow="1" w:lastColumn="0" w:lastRow="0" w:noHBand="0" w:noVBand="1" w:val="04A0"/>
       </w:tblPr>
       <w:tblGrid>
-        <w:gridCol w:w="2880"/>
-        <w:gridCol w:w="2880"/>
-        <w:gridCol w:w="2880"/>
+        <w:gridCol w:w="3307"/>
+        <w:gridCol w:w="3307"/>
+        <w:gridCol w:w="3307"/>
       </w:tblGrid>
       <w:tr>
         <w:tc>
           <w:tcPr>
-            <w:tcW w:type="dxa" w:w="2880"/>
+            <w:tcW w:type="dxa" w:w="3307"/>
             <w:shd w:fill="D9E2F3"/>
           </w:tcPr>
           <w:p>
@@ -5776,7 +5776,7 @@
         </w:tc>
         <w:tc>
           <w:tcPr>
-            <w:tcW w:type="dxa" w:w="2880"/>
+            <w:tcW w:type="dxa" w:w="3307"/>
             <w:shd w:fill="D9E2F3"/>
           </w:tcPr>
           <w:p>
@@ -5798,7 +5798,7 @@
         </w:tc>
         <w:tc>
           <w:tcPr>
-            <w:tcW w:type="dxa" w:w="2880"/>
+            <w:tcW w:type="dxa" w:w="3307"/>
             <w:shd w:fill="D9E2F3"/>
           </w:tcPr>
           <w:p>
@@ -5822,7 +5822,7 @@
       <w:tr>
         <w:tc>
           <w:tcPr>
-            <w:tcW w:type="dxa" w:w="2880"/>
+            <w:tcW w:type="dxa" w:w="3307"/>
           </w:tcPr>
           <w:p>
             <w:r>
@@ -5841,7 +5841,7 @@
         </w:tc>
         <w:tc>
           <w:tcPr>
-            <w:tcW w:type="dxa" w:w="2880"/>
+            <w:tcW w:type="dxa" w:w="3307"/>
           </w:tcPr>
           <w:p>
             <w:r>
@@ -5860,7 +5860,7 @@
         </w:tc>
         <w:tc>
           <w:tcPr>
-            <w:tcW w:type="dxa" w:w="2880"/>
+            <w:tcW w:type="dxa" w:w="3307"/>
           </w:tcPr>
           <w:p>
             <w:r>
@@ -5881,7 +5881,7 @@
       <w:tr>
         <w:tc>
           <w:tcPr>
-            <w:tcW w:type="dxa" w:w="2880"/>
+            <w:tcW w:type="dxa" w:w="3307"/>
           </w:tcPr>
           <w:p>
             <w:r>
@@ -5900,7 +5900,7 @@
         </w:tc>
         <w:tc>
           <w:tcPr>
-            <w:tcW w:type="dxa" w:w="2880"/>
+            <w:tcW w:type="dxa" w:w="3307"/>
           </w:tcPr>
           <w:p>
             <w:r>
@@ -5919,7 +5919,7 @@
         </w:tc>
         <w:tc>
           <w:tcPr>
-            <w:tcW w:type="dxa" w:w="2880"/>
+            <w:tcW w:type="dxa" w:w="3307"/>
           </w:tcPr>
           <w:p>
             <w:r>
@@ -5940,7 +5940,7 @@
       <w:tr>
         <w:tc>
           <w:tcPr>
-            <w:tcW w:type="dxa" w:w="2880"/>
+            <w:tcW w:type="dxa" w:w="3307"/>
           </w:tcPr>
           <w:p>
             <w:r>
@@ -5959,7 +5959,7 @@
         </w:tc>
         <w:tc>
           <w:tcPr>
-            <w:tcW w:type="dxa" w:w="2880"/>
+            <w:tcW w:type="dxa" w:w="3307"/>
           </w:tcPr>
           <w:p>
             <w:r>
@@ -5978,7 +5978,7 @@
         </w:tc>
         <w:tc>
           <w:tcPr>
-            <w:tcW w:type="dxa" w:w="2880"/>
+            <w:tcW w:type="dxa" w:w="3307"/>
           </w:tcPr>
           <w:p>
             <w:r>
@@ -5999,7 +5999,7 @@
       <w:tr>
         <w:tc>
           <w:tcPr>
-            <w:tcW w:type="dxa" w:w="2880"/>
+            <w:tcW w:type="dxa" w:w="3307"/>
           </w:tcPr>
           <w:p>
             <w:r>
@@ -6018,7 +6018,7 @@
         </w:tc>
         <w:tc>
           <w:tcPr>
-            <w:tcW w:type="dxa" w:w="2880"/>
+            <w:tcW w:type="dxa" w:w="3307"/>
           </w:tcPr>
           <w:p>
             <w:r>
@@ -6037,7 +6037,7 @@
         </w:tc>
         <w:tc>
           <w:tcPr>
-            <w:tcW w:type="dxa" w:w="2880"/>
+            <w:tcW w:type="dxa" w:w="3307"/>
           </w:tcPr>
           <w:p>
             <w:r>
@@ -6058,7 +6058,7 @@
       <w:tr>
         <w:tc>
           <w:tcPr>
-            <w:tcW w:type="dxa" w:w="2880"/>
+            <w:tcW w:type="dxa" w:w="3307"/>
           </w:tcPr>
           <w:p>
             <w:r>
@@ -6077,7 +6077,7 @@
         </w:tc>
         <w:tc>
           <w:tcPr>
-            <w:tcW w:type="dxa" w:w="2880"/>
+            <w:tcW w:type="dxa" w:w="3307"/>
           </w:tcPr>
           <w:p>
             <w:r>
@@ -6096,7 +6096,7 @@
         </w:tc>
         <w:tc>
           <w:tcPr>
-            <w:tcW w:type="dxa" w:w="2880"/>
+            <w:tcW w:type="dxa" w:w="3307"/>
           </w:tcPr>
           <w:p>
             <w:r>
@@ -6480,19 +6480,19 @@
       <w:tblPr>
         <w:tblStyle w:val="TableGrid"/>
         <w:tblW w:type="auto" w:w="0"/>
-        <w:tblLayout w:type="autofit"/>
+        <w:tblLayout w:type="fixed"/>
         <w:tblLook w:firstColumn="1" w:firstRow="1" w:lastColumn="0" w:lastRow="0" w:noHBand="0" w:noVBand="1" w:val="04A0"/>
       </w:tblPr>
       <w:tblGrid>
-        <w:gridCol w:w="2160"/>
-        <w:gridCol w:w="2160"/>
-        <w:gridCol w:w="2160"/>
-        <w:gridCol w:w="2160"/>
+        <w:gridCol w:w="2480"/>
+        <w:gridCol w:w="2480"/>
+        <w:gridCol w:w="2480"/>
+        <w:gridCol w:w="2480"/>
       </w:tblGrid>
       <w:tr>
         <w:tc>
           <w:tcPr>
-            <w:tcW w:type="dxa" w:w="2160"/>
+            <w:tcW w:type="dxa" w:w="2480"/>
             <w:shd w:fill="D9E2F3"/>
           </w:tcPr>
           <w:p>
@@ -6514,7 +6514,7 @@
         </w:tc>
         <w:tc>
           <w:tcPr>
-            <w:tcW w:type="dxa" w:w="2160"/>
+            <w:tcW w:type="dxa" w:w="2480"/>
             <w:shd w:fill="D9E2F3"/>
           </w:tcPr>
           <w:p>
@@ -6536,7 +6536,7 @@
         </w:tc>
         <w:tc>
           <w:tcPr>
-            <w:tcW w:type="dxa" w:w="2160"/>
+            <w:tcW w:type="dxa" w:w="2480"/>
             <w:shd w:fill="D9E2F3"/>
           </w:tcPr>
           <w:p>
@@ -6558,7 +6558,7 @@
         </w:tc>
         <w:tc>
           <w:tcPr>
-            <w:tcW w:type="dxa" w:w="2160"/>
+            <w:tcW w:type="dxa" w:w="2480"/>
             <w:shd w:fill="D9E2F3"/>
           </w:tcPr>
           <w:p>
@@ -6582,7 +6582,7 @@
       <w:tr>
         <w:tc>
           <w:tcPr>
-            <w:tcW w:type="dxa" w:w="2160"/>
+            <w:tcW w:type="dxa" w:w="2480"/>
           </w:tcPr>
           <w:p>
             <w:r>
@@ -6601,7 +6601,7 @@
         </w:tc>
         <w:tc>
           <w:tcPr>
-            <w:tcW w:type="dxa" w:w="2160"/>
+            <w:tcW w:type="dxa" w:w="2480"/>
           </w:tcPr>
           <w:p>
             <w:r>
@@ -6620,7 +6620,7 @@
         </w:tc>
         <w:tc>
           <w:tcPr>
-            <w:tcW w:type="dxa" w:w="2160"/>
+            <w:tcW w:type="dxa" w:w="2480"/>
           </w:tcPr>
           <w:p>
             <w:r>
@@ -6639,7 +6639,7 @@
         </w:tc>
         <w:tc>
           <w:tcPr>
-            <w:tcW w:type="dxa" w:w="2160"/>
+            <w:tcW w:type="dxa" w:w="2480"/>
           </w:tcPr>
           <w:p>
             <w:r>
@@ -6660,7 +6660,7 @@
       <w:tr>
         <w:tc>
           <w:tcPr>
-            <w:tcW w:type="dxa" w:w="2160"/>
+            <w:tcW w:type="dxa" w:w="2480"/>
           </w:tcPr>
           <w:p>
             <w:r>
@@ -6679,7 +6679,7 @@
         </w:tc>
         <w:tc>
           <w:tcPr>
-            <w:tcW w:type="dxa" w:w="2160"/>
+            <w:tcW w:type="dxa" w:w="2480"/>
           </w:tcPr>
           <w:p>
             <w:r>
@@ -6698,7 +6698,7 @@
         </w:tc>
         <w:tc>
           <w:tcPr>
-            <w:tcW w:type="dxa" w:w="2160"/>
+            <w:tcW w:type="dxa" w:w="2480"/>
           </w:tcPr>
           <w:p>
             <w:r>
@@ -6717,7 +6717,7 @@
         </w:tc>
         <w:tc>
           <w:tcPr>
-            <w:tcW w:type="dxa" w:w="2160"/>
+            <w:tcW w:type="dxa" w:w="2480"/>
           </w:tcPr>
           <w:p>
             <w:r>
@@ -6740,8 +6740,8 @@
     <w:sectPr>
       <w:footerReference w:type="default" r:id="rId9"/>
       <w:headerReference w:type="default" r:id="rId10"/>
-      <w:pgSz w:w="12240" w:h="15840"/>
-      <w:pgMar w:top="1440" w:right="1800" w:bottom="1440" w:left="1800" w:header="720" w:footer="720" w:gutter="0"/>
+      <w:pgSz w:w="11906" w:h="16838"/>
+      <w:pgMar w:top="1417" w:right="850" w:bottom="1134" w:left="1134" w:header="720" w:footer="720" w:gutter="0"/>
       <w:cols w:space="720"/>
       <w:docGrid w:linePitch="360"/>
     </w:sectPr>
